--- a/docs/TigerVNC_Shift_Tolerant_Cache_Scan_Developer_Checklist_Stub_Layout.docx
+++ b/docs/TigerVNC_Shift_Tolerant_Cache_Scan_Developer_Checklist_Stub_Layout.docx
@@ -549,47 +549,47 @@
     </w:p>
     <w:p>
       <w:r>
-        <w:t>☐ Add new server parameters in ServerCore.h/cxx</w:t>
+        <w:t>☑ Add new server parameters in ServerCore.h/cxx</w:t>
       </w:r>
     </w:p>
     <w:p>
       <w:r>
-        <w:t>☐ Add new module files under common/rfb/cache/</w:t>
+        <w:t>☑ Add new module files under common/rfb/cache/</w:t>
       </w:r>
     </w:p>
     <w:p>
       <w:r>
-        <w:t>☐ Wire new module files into CMake build</w:t>
+        <w:t>☑ Wire new module files into CMake build</w:t>
       </w:r>
     </w:p>
     <w:p>
       <w:r>
-        <w:t>☐ Add EncodeManager hook method + call site</w:t>
+        <w:t>☑ Add EncodeManager hook method + call site</w:t>
       </w:r>
     </w:p>
     <w:p>
       <w:r>
-        <w:t>☐ Implement scan: enumerate → hash → client-known → hitMask</w:t>
+        <w:t>☑ Implement scan: enumerate → hash → client-known → hitMask</w:t>
       </w:r>
     </w:p>
     <w:p>
       <w:r>
-        <w:t>☐ Implement packing: hitMask → packed rects</w:t>
+        <w:t>☑ Implement packing: hitMask → packed rects</w:t>
       </w:r>
     </w:p>
     <w:p>
       <w:r>
-        <w:t>☐ Implement safety: exact verify + coverage threshold</w:t>
+        <w:t>☑ Implement safety: exact verify + coverage threshold</w:t>
       </w:r>
     </w:p>
     <w:p>
       <w:r>
-        <w:t>☐ Emit cached rects and subtract from work region</w:t>
+        <w:t>☑ Emit cached rects and subtract from work region</w:t>
       </w:r>
     </w:p>
     <w:p>
       <w:r>
-        <w:t>☐ Add telemetry/logging behind flag</w:t>
+        <w:t>☑ Add telemetry/logging behind flag</w:t>
       </w:r>
     </w:p>
     <w:p>
@@ -615,6 +615,46 @@
     <w:p>
       <w:r>
         <w:t>☐ Optional: add GPU prehash backend</w:t>
+      </w:r>
+    </w:p>
+    <w:p>
+      <w:pPr>
+        <w:pStyle w:val="Heading2"/>
+      </w:pPr>
+      <w:r>
+        <w:t>Progress Update (2026-01-17)</w:t>
+      </w:r>
+    </w:p>
+    <w:p>
+      <w:pPr>
+        <w:pStyle w:val="ListBullet"/>
+      </w:pPr>
+      <w:r>
+        <w:t>Phase 1 CPU-only scan/pack/verify/emit is implemented and integrated in EncodeManager.</w:t>
+      </w:r>
+    </w:p>
+    <w:p>
+      <w:pPr>
+        <w:pStyle w:val="ListBullet"/>
+      </w:pPr>
+      <w:r>
+        <w:t>ShiftTolerantScan module is wired into the rfb library build and used by the server pipeline.</w:t>
+      </w:r>
+    </w:p>
+    <w:p>
+      <w:pPr>
+        <w:pStyle w:val="ListBullet"/>
+      </w:pPr>
+      <w:r>
+        <w:t>Build verified on macOS (viewer) and Linux (server); pre-commit formatting hooks pass.</w:t>
+      </w:r>
+    </w:p>
+    <w:p>
+      <w:pPr>
+        <w:pStyle w:val="ListBullet"/>
+      </w:pPr>
+      <w:r>
+        <w:t>Remaining work: unit/e2e tests, runtime validation scenarios, tuning of defaults, and Phase 2 volatility/budget controller.</w:t>
       </w:r>
     </w:p>
     <w:sectPr>
